--- a/Отчёты/Порядин В.А Лабораторная работа №3.docx
+++ b/Отчёты/Порядин В.А Лабораторная работа №3.docx
@@ -1113,8 +1113,6 @@
           <w:szCs w:val="28"/>
         </w:rPr>
       </w:pPr>
-      <w:bookmarkStart w:id="0" w:name="_GoBack"/>
-      <w:bookmarkEnd w:id="0"/>
     </w:p>
     <w:p>
       <w:pPr>
@@ -1149,7 +1147,7 @@
           <w:szCs w:val="28"/>
         </w:rPr>
       </w:pPr>
-      <w:bookmarkStart w:id="1" w:name="_Toc213251634"/>
+      <w:bookmarkStart w:id="0" w:name="_Toc213251634"/>
       <w:r>
         <w:rPr>
           <w:rFonts w:ascii="Times New Roman" w:hAnsi="Times New Roman" w:cs="Times New Roman"/>
@@ -1161,38 +1159,30 @@
         <w:lastRenderedPageBreak/>
         <w:t>Цель работы</w:t>
       </w:r>
-      <w:bookmarkEnd w:id="1"/>
-    </w:p>
-    <w:p>
-      <w:pPr>
-        <w:spacing w:line="360" w:lineRule="auto"/>
-        <w:rPr>
-          <w:rFonts w:ascii="Times New Roman" w:hAnsi="Times New Roman" w:cs="Times New Roman"/>
-        </w:rPr>
-      </w:pPr>
-    </w:p>
-    <w:p>
-      <w:pPr>
-        <w:spacing w:line="360" w:lineRule="auto"/>
-        <w:rPr>
-          <w:rFonts w:ascii="Times New Roman" w:hAnsi="Times New Roman" w:cs="Times New Roman"/>
-        </w:rPr>
-      </w:pPr>
-      <w:r>
-        <w:rPr>
-          <w:rFonts w:ascii="Times New Roman" w:hAnsi="Times New Roman" w:cs="Times New Roman"/>
-          <w:sz w:val="28"/>
-          <w:szCs w:val="28"/>
-        </w:rPr>
-        <w:t>П</w:t>
-      </w:r>
-      <w:r>
-        <w:rPr>
-          <w:rFonts w:ascii="Times New Roman" w:hAnsi="Times New Roman" w:cs="Times New Roman"/>
-          <w:sz w:val="28"/>
-          <w:szCs w:val="28"/>
-        </w:rPr>
-        <w:t xml:space="preserve">олучить представление о работе с операторами и одномерными массивами в языке программирования </w:t>
+      <w:bookmarkEnd w:id="0"/>
+    </w:p>
+    <w:p>
+      <w:pPr>
+        <w:spacing w:line="360" w:lineRule="auto"/>
+        <w:rPr>
+          <w:rFonts w:ascii="Times New Roman" w:hAnsi="Times New Roman" w:cs="Times New Roman"/>
+        </w:rPr>
+      </w:pPr>
+    </w:p>
+    <w:p>
+      <w:pPr>
+        <w:spacing w:line="360" w:lineRule="auto"/>
+        <w:rPr>
+          <w:rFonts w:ascii="Times New Roman" w:hAnsi="Times New Roman" w:cs="Times New Roman"/>
+        </w:rPr>
+      </w:pPr>
+      <w:r>
+        <w:rPr>
+          <w:rFonts w:ascii="Times New Roman" w:hAnsi="Times New Roman" w:cs="Times New Roman"/>
+          <w:sz w:val="28"/>
+          <w:szCs w:val="28"/>
+        </w:rPr>
+        <w:t xml:space="preserve">Получить представление о работе с операторами и одномерными массивами в языке программирования </w:t>
       </w:r>
       <w:r>
         <w:rPr>
@@ -1956,9 +1946,11 @@
       <w:r>
         <w:rPr>
           <w:rFonts w:ascii="Times New Roman" w:hAnsi="Times New Roman" w:cs="Times New Roman"/>
+          <w:noProof/>
           <w:sz w:val="28"/>
           <w:szCs w:val="28"/>
           <w:u w:val="single"/>
+          <w:lang w:eastAsia="ru-RU"/>
         </w:rPr>
         <w:lastRenderedPageBreak/>
         <w:drawing>
@@ -2171,8 +2163,10 @@
           <w:sz w:val="28"/>
           <w:szCs w:val="28"/>
         </w:rPr>
-        <w:t>2</w:t>
-      </w:r>
+        <w:t>3</w:t>
+      </w:r>
+      <w:bookmarkStart w:id="1" w:name="_GoBack"/>
+      <w:bookmarkEnd w:id="1"/>
       <w:r>
         <w:rPr>
           <w:rFonts w:ascii="Times New Roman" w:hAnsi="Times New Roman" w:cs="Times New Roman"/>
@@ -4998,7 +4992,7 @@
 </file>
 
 <file path=customXml/itemProps1.xml><?xml version="1.0" encoding="utf-8"?>
-<ds:datastoreItem xmlns:ds="http://schemas.openxmlformats.org/officeDocument/2006/customXml" ds:itemID="{EDB8A1F7-7FF0-4290-857A-279F298F41D2}">
+<ds:datastoreItem xmlns:ds="http://schemas.openxmlformats.org/officeDocument/2006/customXml" ds:itemID="{51E3B2BD-B717-4295-950E-1228C77BCCCE}">
   <ds:schemaRefs>
     <ds:schemaRef ds:uri="http://schemas.openxmlformats.org/officeDocument/2006/bibliography"/>
   </ds:schemaRefs>
